--- a/docs/IngenieriaII/Objetivos.docx
+++ b/docs/IngenieriaII/Objetivos.docx
@@ -43,108 +43,244 @@
     </w:p>
     <w:p>
       <w:pPr>
-        <w:pStyle w:val="Prrafodelista"/>
-        <w:numPr>
-          <w:ilvl w:val="0"/>
-          <w:numId w:val="1"/>
-        </w:numPr>
-        <w:spacing w:after="240" w:line="360" w:lineRule="auto"/>
-        <w:rPr>
-          <w:rFonts w:ascii="Arial" w:hAnsi="Arial" w:cs="Arial"/>
-          <w:lang w:val="es-CR"/>
-        </w:rPr>
-      </w:pPr>
-      <w:r>
-        <w:rPr>
-          <w:rFonts w:ascii="Arial" w:hAnsi="Arial" w:cs="Arial"/>
-          <w:lang w:val="es-CR"/>
-        </w:rPr>
-        <w:t xml:space="preserve">Automatizar procesos administrativos clave como: generación de reportes, cierres de caja, generación de salarios y control de horario de los colaboradores, y la generación del precio de los productos traídos por proveedores en base al margen de utilidad y los impuestos. </w:t>
-      </w:r>
-    </w:p>
-    <w:p>
-      <w:pPr>
-        <w:pStyle w:val="Prrafodelista"/>
-        <w:numPr>
-          <w:ilvl w:val="0"/>
-          <w:numId w:val="1"/>
-        </w:numPr>
-        <w:spacing w:after="240" w:line="360" w:lineRule="auto"/>
-        <w:rPr>
-          <w:rFonts w:ascii="Arial" w:hAnsi="Arial" w:cs="Arial"/>
-          <w:lang w:val="es-CR"/>
-        </w:rPr>
-      </w:pPr>
-      <w:r>
-        <w:rPr>
-          <w:rFonts w:ascii="Arial" w:hAnsi="Arial" w:cs="Arial"/>
-          <w:lang w:val="es-CR"/>
-        </w:rPr>
-        <w:t>Reducir el tiempo promedio de generación de reportes financieros tras el primer mes de uso.</w:t>
-      </w:r>
-    </w:p>
-    <w:p>
-      <w:pPr>
-        <w:pStyle w:val="Prrafodelista"/>
-        <w:numPr>
-          <w:ilvl w:val="0"/>
-          <w:numId w:val="1"/>
-        </w:numPr>
-        <w:spacing w:after="240" w:line="360" w:lineRule="auto"/>
-        <w:rPr>
-          <w:rFonts w:ascii="Arial" w:hAnsi="Arial" w:cs="Arial"/>
-          <w:lang w:val="es-CR"/>
-        </w:rPr>
-      </w:pPr>
-      <w:r>
-        <w:rPr>
-          <w:rFonts w:ascii="Arial" w:hAnsi="Arial" w:cs="Arial"/>
-          <w:lang w:val="es-CR"/>
+        <w:numPr>
+          <w:ilvl w:val="0"/>
+          <w:numId w:val="3"/>
+        </w:numPr>
+        <w:spacing w:line="360" w:lineRule="auto"/>
+        <w:jc w:val="both"/>
+        <w:rPr>
+          <w:rFonts w:ascii="Arial" w:hAnsi="Arial" w:cs="Arial"/>
+          <w:iCs/>
+          <w:lang w:val="es-CR"/>
+        </w:rPr>
+      </w:pPr>
+      <w:r>
+        <w:rPr>
+          <w:rFonts w:ascii="Arial" w:hAnsi="Arial" w:cs="Arial"/>
+          <w:iCs/>
+          <w:lang w:val="es-US"/>
+        </w:rPr>
+        <w:t>Automatizar procesos administrativos clave como: generación de reportes, cierres de caja, generación de salarios y control de horario de los colaboradores, así como la generación del precio de los productos suministrados por los proveedores en base al margen de utilidad y los impuestos.</w:t>
+      </w:r>
+    </w:p>
+    <w:p>
+      <w:pPr>
+        <w:numPr>
+          <w:ilvl w:val="0"/>
+          <w:numId w:val="3"/>
+        </w:numPr>
+        <w:spacing w:line="360" w:lineRule="auto"/>
+        <w:jc w:val="both"/>
+        <w:rPr>
+          <w:rFonts w:ascii="Arial" w:hAnsi="Arial" w:cs="Arial"/>
+          <w:iCs/>
+          <w:lang w:val="es-CR"/>
+        </w:rPr>
+      </w:pPr>
+      <w:r>
+        <w:rPr>
+          <w:rFonts w:ascii="Arial" w:hAnsi="Arial" w:cs="Arial"/>
+          <w:iCs/>
+          <w:lang w:val="es-US"/>
+        </w:rPr>
+        <w:t>Mejorar la precisión y la rapidez en la gestión de inventario y pedidos de insumos.</w:t>
+      </w:r>
+    </w:p>
+    <w:p>
+      <w:pPr>
+        <w:numPr>
+          <w:ilvl w:val="0"/>
+          <w:numId w:val="3"/>
+        </w:numPr>
+        <w:spacing w:line="360" w:lineRule="auto"/>
+        <w:jc w:val="both"/>
+        <w:rPr>
+          <w:rFonts w:ascii="Arial" w:hAnsi="Arial" w:cs="Arial"/>
+          <w:iCs/>
+          <w:lang w:val="es-CR"/>
+        </w:rPr>
+      </w:pPr>
+      <w:r>
+        <w:rPr>
+          <w:rFonts w:ascii="Arial" w:hAnsi="Arial" w:cs="Arial"/>
+          <w:iCs/>
+          <w:lang w:val="es-US"/>
+        </w:rPr>
+        <w:t>Facilitar el cierre de caja diario y la generación de reportes financieros.</w:t>
+      </w:r>
+    </w:p>
+    <w:p>
+      <w:pPr>
+        <w:numPr>
+          <w:ilvl w:val="0"/>
+          <w:numId w:val="3"/>
+        </w:numPr>
+        <w:spacing w:line="360" w:lineRule="auto"/>
+        <w:jc w:val="both"/>
+        <w:rPr>
+          <w:rFonts w:ascii="Arial" w:hAnsi="Arial" w:cs="Arial"/>
+          <w:iCs/>
+          <w:lang w:val="es-CR"/>
+        </w:rPr>
+      </w:pPr>
+      <w:r>
+        <w:rPr>
+          <w:rFonts w:ascii="Arial" w:hAnsi="Arial" w:cs="Arial"/>
+          <w:iCs/>
+          <w:lang w:val="es-US"/>
+        </w:rPr>
+        <w:t>Aumentar la eficiencia del personal a través de un sistema intuitivo y de fácil uso.</w:t>
+      </w:r>
+    </w:p>
+    <w:p>
+      <w:pPr>
+        <w:numPr>
+          <w:ilvl w:val="0"/>
+          <w:numId w:val="4"/>
+        </w:numPr>
+        <w:spacing w:line="360" w:lineRule="auto"/>
+        <w:jc w:val="both"/>
+        <w:rPr>
+          <w:rFonts w:ascii="Arial" w:hAnsi="Arial" w:cs="Arial"/>
+          <w:i/>
+          <w:lang w:val="es-CR"/>
+        </w:rPr>
+      </w:pPr>
+      <w:r>
+        <w:rPr>
+          <w:rFonts w:ascii="Arial" w:hAnsi="Arial" w:cs="Arial"/>
+          <w:iCs/>
+          <w:lang w:val="es-US"/>
         </w:rPr>
         <w:t>Disminuir los errores en el registro de ventas y asistencia.</w:t>
       </w:r>
     </w:p>
     <w:p>
       <w:pPr>
-        <w:pStyle w:val="Prrafodelista"/>
-        <w:numPr>
-          <w:ilvl w:val="0"/>
-          <w:numId w:val="1"/>
-        </w:numPr>
-        <w:spacing w:after="240" w:line="360" w:lineRule="auto"/>
-        <w:rPr>
-          <w:rFonts w:ascii="Arial" w:hAnsi="Arial" w:cs="Arial"/>
-          <w:lang w:val="es-CR"/>
-        </w:rPr>
-      </w:pPr>
-      <w:r>
-        <w:rPr>
-          <w:rFonts w:ascii="Arial" w:hAnsi="Arial" w:cs="Arial"/>
-          <w:lang w:val="es-CR"/>
-        </w:rPr>
-        <w:t>Aumentar la satisfacción del personal y la facilidad de uso del sistema.</w:t>
-      </w:r>
-    </w:p>
-    <w:p>
-      <w:pPr>
-        <w:pStyle w:val="Prrafodelista"/>
-        <w:numPr>
-          <w:ilvl w:val="0"/>
-          <w:numId w:val="1"/>
-        </w:numPr>
-        <w:spacing w:after="240" w:line="360" w:lineRule="auto"/>
-        <w:rPr>
-          <w:rFonts w:ascii="Arial" w:hAnsi="Arial" w:cs="Arial"/>
-          <w:lang w:val="es-CR"/>
-        </w:rPr>
-      </w:pPr>
-      <w:r>
-        <w:rPr>
-          <w:rFonts w:ascii="Arial" w:hAnsi="Arial" w:cs="Arial"/>
-          <w:lang w:val="es-CR"/>
+        <w:numPr>
+          <w:ilvl w:val="0"/>
+          <w:numId w:val="4"/>
+        </w:numPr>
+        <w:spacing w:line="360" w:lineRule="auto"/>
+        <w:jc w:val="both"/>
+        <w:rPr>
+          <w:rFonts w:ascii="Arial" w:hAnsi="Arial" w:cs="Arial"/>
+          <w:i/>
+          <w:lang w:val="es-CR"/>
+        </w:rPr>
+      </w:pPr>
+      <w:r>
+        <w:rPr>
+          <w:rFonts w:ascii="Arial" w:hAnsi="Arial" w:cs="Arial"/>
+          <w:iCs/>
+          <w:lang w:val="es-US"/>
         </w:rPr>
         <w:t>Habilitar una gestión multiusuario con niveles de acceso diferenciados (roles) sin comprometer la seguridad de los datos.</w:t>
       </w:r>
+    </w:p>
+    <w:p>
+      <w:pPr>
+        <w:numPr>
+          <w:ilvl w:val="0"/>
+          <w:numId w:val="4"/>
+        </w:numPr>
+        <w:spacing w:line="360" w:lineRule="auto"/>
+        <w:jc w:val="both"/>
+        <w:rPr>
+          <w:rFonts w:ascii="Arial" w:hAnsi="Arial" w:cs="Arial"/>
+          <w:i/>
+          <w:lang w:val="es-CR"/>
+        </w:rPr>
+      </w:pPr>
+      <w:r>
+        <w:rPr>
+          <w:rFonts w:ascii="Arial" w:hAnsi="Arial" w:cs="Arial"/>
+          <w:iCs/>
+          <w:lang w:val="es-US"/>
+        </w:rPr>
+        <w:t>Mejorar la rentabilidad y el control de costos.</w:t>
+      </w:r>
+    </w:p>
+    <w:p>
+      <w:pPr>
+        <w:numPr>
+          <w:ilvl w:val="0"/>
+          <w:numId w:val="4"/>
+        </w:numPr>
+        <w:spacing w:line="360" w:lineRule="auto"/>
+        <w:jc w:val="both"/>
+        <w:rPr>
+          <w:rFonts w:ascii="Arial" w:hAnsi="Arial" w:cs="Arial"/>
+          <w:i/>
+          <w:lang w:val="es-CR"/>
+        </w:rPr>
+      </w:pPr>
+      <w:r>
+        <w:rPr>
+          <w:rFonts w:ascii="Arial" w:hAnsi="Arial" w:cs="Arial"/>
+          <w:iCs/>
+          <w:lang w:val="es-US"/>
+        </w:rPr>
+        <w:t>Optimizar la gestión de personal y el cálculo de salarios.</w:t>
+      </w:r>
+    </w:p>
+    <w:p>
+      <w:pPr>
+        <w:numPr>
+          <w:ilvl w:val="0"/>
+          <w:numId w:val="4"/>
+        </w:numPr>
+        <w:spacing w:line="360" w:lineRule="auto"/>
+        <w:jc w:val="both"/>
+        <w:rPr>
+          <w:rFonts w:ascii="Arial" w:hAnsi="Arial" w:cs="Arial"/>
+          <w:i/>
+          <w:lang w:val="es-CR"/>
+        </w:rPr>
+      </w:pPr>
+      <w:r>
+        <w:rPr>
+          <w:rFonts w:ascii="Arial" w:hAnsi="Arial" w:cs="Arial"/>
+          <w:iCs/>
+          <w:lang w:val="es-US"/>
+        </w:rPr>
+        <w:t>Mejorar el control de inventario de insumos y la reducción de pérdidas por vencimiento de estos.</w:t>
+      </w:r>
+    </w:p>
+    <w:p>
+      <w:pPr>
+        <w:numPr>
+          <w:ilvl w:val="0"/>
+          <w:numId w:val="4"/>
+        </w:numPr>
+        <w:spacing w:line="360" w:lineRule="auto"/>
+        <w:jc w:val="both"/>
+        <w:rPr>
+          <w:rFonts w:ascii="Arial" w:hAnsi="Arial" w:cs="Arial"/>
+          <w:i/>
+          <w:lang w:val="es-CR"/>
+        </w:rPr>
+      </w:pPr>
+      <w:r>
+        <w:rPr>
+          <w:rFonts w:ascii="Arial" w:hAnsi="Arial" w:cs="Arial"/>
+          <w:iCs/>
+          <w:lang w:val="es-US"/>
+        </w:rPr>
+        <w:t>Optimizar la gestión de contratos de comidas y contratos.</w:t>
+      </w:r>
+    </w:p>
+    <w:p>
+      <w:pPr>
+        <w:spacing w:line="360" w:lineRule="auto"/>
+        <w:ind w:left="720"/>
+        <w:rPr>
+          <w:rFonts w:ascii="Arial" w:hAnsi="Arial" w:cs="Arial"/>
+          <w:i/>
+          <w:lang w:val="es-CR"/>
+        </w:rPr>
+      </w:pPr>
     </w:p>
     <w:p>
       <w:pPr>
@@ -174,17 +310,20 @@
           <w:numId w:val="2"/>
         </w:numPr>
         <w:spacing w:after="240" w:line="360" w:lineRule="auto"/>
-        <w:rPr>
-          <w:rFonts w:ascii="Arial" w:hAnsi="Arial" w:cs="Arial"/>
-          <w:lang w:val="es-CR"/>
-        </w:rPr>
-      </w:pPr>
-      <w:r>
-        <w:rPr>
-          <w:rFonts w:ascii="Arial" w:hAnsi="Arial" w:cs="Arial"/>
-          <w:lang w:val="es-CR"/>
-        </w:rPr>
-        <w:t xml:space="preserve">Adaptación al sistema por parte de los colaboradores. </w:t>
+        <w:jc w:val="both"/>
+        <w:rPr>
+          <w:rFonts w:ascii="Arial" w:hAnsi="Arial" w:cs="Arial"/>
+          <w:iCs/>
+          <w:lang w:val="es-CR"/>
+        </w:rPr>
+      </w:pPr>
+      <w:r>
+        <w:rPr>
+          <w:rFonts w:ascii="Arial" w:hAnsi="Arial" w:cs="Arial"/>
+          <w:iCs/>
+          <w:lang w:val="es-CR"/>
+        </w:rPr>
+        <w:t xml:space="preserve">Reducir el tiempo total dedicado a tareas administrativas manuales en, al menos, la mitad para el tercer mes de uso del sistema. </w:t>
       </w:r>
     </w:p>
     <w:p>
@@ -195,17 +334,20 @@
           <w:numId w:val="2"/>
         </w:numPr>
         <w:spacing w:after="240" w:line="360" w:lineRule="auto"/>
-        <w:rPr>
-          <w:rFonts w:ascii="Arial" w:hAnsi="Arial" w:cs="Arial"/>
-          <w:lang w:val="es-CR"/>
-        </w:rPr>
-      </w:pPr>
-      <w:r>
-        <w:rPr>
-          <w:rFonts w:ascii="Arial" w:hAnsi="Arial" w:cs="Arial"/>
-          <w:lang w:val="es-CR"/>
-        </w:rPr>
-        <w:t>Número de errores reportados al mes por parte de los colaboradores.</w:t>
+        <w:jc w:val="both"/>
+        <w:rPr>
+          <w:rFonts w:ascii="Arial" w:hAnsi="Arial" w:cs="Arial"/>
+          <w:iCs/>
+          <w:lang w:val="es-CR"/>
+        </w:rPr>
+      </w:pPr>
+      <w:r>
+        <w:rPr>
+          <w:rFonts w:ascii="Arial" w:hAnsi="Arial" w:cs="Arial"/>
+          <w:iCs/>
+          <w:lang w:val="es-CR"/>
+        </w:rPr>
+        <w:t>Reducir las diferencias entre el inventario físico y el del sistema en un 90%, manteniendo esta diferencia por debajo del 5% del valor total en los conteos mensuales.</w:t>
       </w:r>
     </w:p>
     <w:p>
@@ -216,17 +358,419 @@
           <w:numId w:val="2"/>
         </w:numPr>
         <w:spacing w:after="240" w:line="360" w:lineRule="auto"/>
-        <w:rPr>
-          <w:rFonts w:ascii="Arial" w:hAnsi="Arial" w:cs="Arial"/>
-          <w:lang w:val="es-CR"/>
-        </w:rPr>
-      </w:pPr>
-      <w:r>
-        <w:rPr>
-          <w:rFonts w:ascii="Arial" w:hAnsi="Arial" w:cs="Arial"/>
-          <w:lang w:val="es-CR"/>
-        </w:rPr>
-        <w:t>Reducción del tiempo total semanal invertido en tareas administrativas.</w:t>
+        <w:jc w:val="both"/>
+        <w:rPr>
+          <w:rFonts w:ascii="Arial" w:hAnsi="Arial" w:cs="Arial"/>
+          <w:iCs/>
+          <w:lang w:val="es-CR"/>
+        </w:rPr>
+      </w:pPr>
+      <w:r>
+        <w:rPr>
+          <w:rFonts w:ascii="Arial" w:hAnsi="Arial" w:cs="Arial"/>
+          <w:iCs/>
+          <w:lang w:val="es-CR"/>
+        </w:rPr>
+        <w:t>Reducir el tiempo del proceso del cierre de caja a, máximo, 10 minutos.</w:t>
+      </w:r>
+    </w:p>
+    <w:p>
+      <w:pPr>
+        <w:pStyle w:val="Prrafodelista"/>
+        <w:numPr>
+          <w:ilvl w:val="0"/>
+          <w:numId w:val="2"/>
+        </w:numPr>
+        <w:spacing w:after="240" w:line="360" w:lineRule="auto"/>
+        <w:jc w:val="both"/>
+        <w:rPr>
+          <w:rFonts w:ascii="Arial" w:hAnsi="Arial" w:cs="Arial"/>
+          <w:iCs/>
+          <w:lang w:val="es-CR"/>
+        </w:rPr>
+      </w:pPr>
+      <w:r>
+        <w:rPr>
+          <w:rFonts w:ascii="Arial" w:hAnsi="Arial" w:cs="Arial"/>
+          <w:iCs/>
+          <w:lang w:val="es-CR"/>
+        </w:rPr>
+        <w:t>Generar cualquier reporte financiero clave (ventas diarias, ingresos y egresos) en menos de 1 minuto.</w:t>
+      </w:r>
+    </w:p>
+    <w:p>
+      <w:pPr>
+        <w:pStyle w:val="Prrafodelista"/>
+        <w:numPr>
+          <w:ilvl w:val="0"/>
+          <w:numId w:val="2"/>
+        </w:numPr>
+        <w:spacing w:after="240" w:line="360" w:lineRule="auto"/>
+        <w:jc w:val="both"/>
+        <w:rPr>
+          <w:rFonts w:ascii="Arial" w:hAnsi="Arial" w:cs="Arial"/>
+          <w:iCs/>
+          <w:lang w:val="es-CR"/>
+        </w:rPr>
+      </w:pPr>
+      <w:r>
+        <w:rPr>
+          <w:rFonts w:ascii="Arial" w:hAnsi="Arial" w:cs="Arial"/>
+          <w:iCs/>
+          <w:lang w:val="es-CR"/>
+        </w:rPr>
+        <w:lastRenderedPageBreak/>
+        <w:t>Reducir el tiempo promedio de una transacción de venta a, máximo, 2 minutos.</w:t>
+      </w:r>
+    </w:p>
+    <w:p>
+      <w:pPr>
+        <w:pStyle w:val="Prrafodelista"/>
+        <w:numPr>
+          <w:ilvl w:val="0"/>
+          <w:numId w:val="2"/>
+        </w:numPr>
+        <w:spacing w:after="240" w:line="360" w:lineRule="auto"/>
+        <w:jc w:val="both"/>
+        <w:rPr>
+          <w:rFonts w:ascii="Arial" w:hAnsi="Arial" w:cs="Arial"/>
+          <w:iCs/>
+          <w:lang w:val="es-CR"/>
+        </w:rPr>
+      </w:pPr>
+      <w:r>
+        <w:rPr>
+          <w:rFonts w:ascii="Arial" w:hAnsi="Arial" w:cs="Arial"/>
+          <w:iCs/>
+          <w:lang w:val="es-US"/>
+        </w:rPr>
+        <w:t>Obtener una curva de aprendizaje por parte de los colaboradores (tanto nuevos como antiguos) de menos de una semana.</w:t>
+      </w:r>
+      <w:r>
+        <w:rPr>
+          <w:rFonts w:ascii="Arial" w:hAnsi="Arial" w:cs="Arial"/>
+          <w:iCs/>
+          <w:lang w:val="es-CR"/>
+        </w:rPr>
+        <w:t> </w:t>
+      </w:r>
+    </w:p>
+    <w:p>
+      <w:pPr>
+        <w:pStyle w:val="Prrafodelista"/>
+        <w:numPr>
+          <w:ilvl w:val="0"/>
+          <w:numId w:val="2"/>
+        </w:numPr>
+        <w:spacing w:after="240" w:line="360" w:lineRule="auto"/>
+        <w:jc w:val="both"/>
+        <w:rPr>
+          <w:rFonts w:ascii="Arial" w:hAnsi="Arial" w:cs="Arial"/>
+          <w:iCs/>
+          <w:lang w:val="es-CR"/>
+        </w:rPr>
+      </w:pPr>
+      <w:r>
+        <w:rPr>
+          <w:rFonts w:ascii="Arial" w:hAnsi="Arial" w:cs="Arial"/>
+          <w:iCs/>
+          <w:lang w:val="es-CR"/>
+        </w:rPr>
+        <w:t>Reducir el número de errores de registro de ventas y asistencia en, al menos, un 80% en los primeros tres meses de uso.</w:t>
+      </w:r>
+    </w:p>
+    <w:p>
+      <w:pPr>
+        <w:pStyle w:val="Prrafodelista"/>
+        <w:numPr>
+          <w:ilvl w:val="0"/>
+          <w:numId w:val="2"/>
+        </w:numPr>
+        <w:spacing w:after="240" w:line="360" w:lineRule="auto"/>
+        <w:jc w:val="both"/>
+        <w:rPr>
+          <w:rFonts w:ascii="Arial" w:hAnsi="Arial" w:cs="Arial"/>
+          <w:iCs/>
+          <w:lang w:val="es-CR"/>
+        </w:rPr>
+      </w:pPr>
+      <w:r>
+        <w:rPr>
+          <w:rFonts w:ascii="Arial" w:hAnsi="Arial" w:cs="Arial"/>
+          <w:iCs/>
+          <w:lang w:val="es-CR"/>
+        </w:rPr>
+        <w:t>Reducir el tiempo promedio para corregir un error de registro de venta a menos de 1 minuto.</w:t>
+      </w:r>
+    </w:p>
+    <w:p>
+      <w:pPr>
+        <w:pStyle w:val="Prrafodelista"/>
+        <w:numPr>
+          <w:ilvl w:val="0"/>
+          <w:numId w:val="2"/>
+        </w:numPr>
+        <w:spacing w:after="240" w:line="360" w:lineRule="auto"/>
+        <w:jc w:val="both"/>
+        <w:rPr>
+          <w:rFonts w:ascii="Arial" w:hAnsi="Arial" w:cs="Arial"/>
+          <w:iCs/>
+          <w:lang w:val="es-CR"/>
+        </w:rPr>
+      </w:pPr>
+      <w:r>
+        <w:rPr>
+          <w:rFonts w:ascii="Arial" w:hAnsi="Arial" w:cs="Arial"/>
+          <w:iCs/>
+          <w:lang w:val="es-CR"/>
+        </w:rPr>
+        <w:t>Lograr que no ocurran incidentes de seguridad relacionados con el acceso no autorizado o la manipulación de datos por parte de los usuarios.</w:t>
+      </w:r>
+    </w:p>
+    <w:p>
+      <w:pPr>
+        <w:pStyle w:val="Prrafodelista"/>
+        <w:numPr>
+          <w:ilvl w:val="0"/>
+          <w:numId w:val="2"/>
+        </w:numPr>
+        <w:spacing w:after="240" w:line="360" w:lineRule="auto"/>
+        <w:jc w:val="both"/>
+        <w:rPr>
+          <w:rFonts w:ascii="Arial" w:hAnsi="Arial" w:cs="Arial"/>
+          <w:iCs/>
+          <w:lang w:val="es-CR"/>
+        </w:rPr>
+      </w:pPr>
+      <w:proofErr w:type="gramStart"/>
+      <w:r>
+        <w:rPr>
+          <w:rFonts w:ascii="Arial" w:hAnsi="Arial" w:cs="Arial"/>
+          <w:iCs/>
+          <w:lang w:val="es-CR"/>
+        </w:rPr>
+        <w:t>Asegurar</w:t>
+      </w:r>
+      <w:proofErr w:type="gramEnd"/>
+      <w:r>
+        <w:rPr>
+          <w:rFonts w:ascii="Arial" w:hAnsi="Arial" w:cs="Arial"/>
+          <w:iCs/>
+          <w:lang w:val="es-CR"/>
+        </w:rPr>
+        <w:t xml:space="preserve"> que la totalidad de las acciones críticas (editar un producto, cerrar la caja o generar un reporte financiero) queden registradas con el usuario que las realizó.</w:t>
+      </w:r>
+    </w:p>
+    <w:p>
+      <w:pPr>
+        <w:pStyle w:val="Prrafodelista"/>
+        <w:numPr>
+          <w:ilvl w:val="0"/>
+          <w:numId w:val="2"/>
+        </w:numPr>
+        <w:spacing w:after="240" w:line="360" w:lineRule="auto"/>
+        <w:jc w:val="both"/>
+        <w:rPr>
+          <w:rFonts w:ascii="Arial" w:hAnsi="Arial" w:cs="Arial"/>
+          <w:iCs/>
+          <w:lang w:val="es-CR"/>
+        </w:rPr>
+      </w:pPr>
+      <w:proofErr w:type="gramStart"/>
+      <w:r>
+        <w:rPr>
+          <w:rFonts w:ascii="Arial" w:hAnsi="Arial" w:cs="Arial"/>
+          <w:iCs/>
+          <w:lang w:val="es-CR"/>
+        </w:rPr>
+        <w:t>Asegurar</w:t>
+      </w:r>
+      <w:proofErr w:type="gramEnd"/>
+      <w:r>
+        <w:rPr>
+          <w:rFonts w:ascii="Arial" w:hAnsi="Arial" w:cs="Arial"/>
+          <w:iCs/>
+          <w:lang w:val="es-CR"/>
+        </w:rPr>
+        <w:t xml:space="preserve"> que todos los productos tengan un margen de utilidad calculado automáticamente por el sistema al momento de ser registrados.</w:t>
+      </w:r>
+    </w:p>
+    <w:p>
+      <w:pPr>
+        <w:pStyle w:val="Prrafodelista"/>
+        <w:numPr>
+          <w:ilvl w:val="0"/>
+          <w:numId w:val="2"/>
+        </w:numPr>
+        <w:spacing w:after="240" w:line="360" w:lineRule="auto"/>
+        <w:jc w:val="both"/>
+        <w:rPr>
+          <w:rFonts w:ascii="Arial" w:hAnsi="Arial" w:cs="Arial"/>
+          <w:iCs/>
+          <w:lang w:val="es-CR"/>
+        </w:rPr>
+      </w:pPr>
+      <w:r>
+        <w:rPr>
+          <w:rFonts w:ascii="Arial" w:hAnsi="Arial" w:cs="Arial"/>
+          <w:iCs/>
+          <w:lang w:val="es-CR"/>
+        </w:rPr>
+        <w:t>Reducir el tiempo necesario para realizar un análisis de rentabilidad de platillos de varias horas a menos de 5 minutos.</w:t>
+      </w:r>
+    </w:p>
+    <w:p>
+      <w:pPr>
+        <w:pStyle w:val="Prrafodelista"/>
+        <w:numPr>
+          <w:ilvl w:val="0"/>
+          <w:numId w:val="2"/>
+        </w:numPr>
+        <w:spacing w:after="240" w:line="360" w:lineRule="auto"/>
+        <w:jc w:val="both"/>
+        <w:rPr>
+          <w:rFonts w:ascii="Arial" w:hAnsi="Arial" w:cs="Arial"/>
+          <w:iCs/>
+          <w:lang w:val="es-CR"/>
+        </w:rPr>
+      </w:pPr>
+      <w:r>
+        <w:rPr>
+          <w:rFonts w:ascii="Arial" w:hAnsi="Arial" w:cs="Arial"/>
+          <w:iCs/>
+          <w:lang w:val="es-CR"/>
+        </w:rPr>
+        <w:t>Reducir el tiempo de preparación de la nómina y el cálculo de salarios de varias horas a menos de 10 minutos.</w:t>
+      </w:r>
+    </w:p>
+    <w:p>
+      <w:pPr>
+        <w:pStyle w:val="Prrafodelista"/>
+        <w:numPr>
+          <w:ilvl w:val="0"/>
+          <w:numId w:val="2"/>
+        </w:numPr>
+        <w:spacing w:after="240" w:line="360" w:lineRule="auto"/>
+        <w:jc w:val="both"/>
+        <w:rPr>
+          <w:rFonts w:ascii="Arial" w:hAnsi="Arial" w:cs="Arial"/>
+          <w:iCs/>
+          <w:lang w:val="es-CR"/>
+        </w:rPr>
+      </w:pPr>
+      <w:r>
+        <w:rPr>
+          <w:rFonts w:ascii="Arial" w:hAnsi="Arial" w:cs="Arial"/>
+          <w:iCs/>
+          <w:lang w:val="es-CR"/>
+        </w:rPr>
+        <w:t>Lograr una precisión total en el cálculo de los salarios, eliminando los errores humanos.</w:t>
+      </w:r>
+    </w:p>
+    <w:p>
+      <w:pPr>
+        <w:pStyle w:val="Prrafodelista"/>
+        <w:numPr>
+          <w:ilvl w:val="0"/>
+          <w:numId w:val="2"/>
+        </w:numPr>
+        <w:spacing w:after="240" w:line="360" w:lineRule="auto"/>
+        <w:jc w:val="both"/>
+        <w:rPr>
+          <w:rFonts w:ascii="Arial" w:hAnsi="Arial" w:cs="Arial"/>
+          <w:iCs/>
+          <w:lang w:val="es-CR"/>
+        </w:rPr>
+      </w:pPr>
+      <w:r>
+        <w:rPr>
+          <w:rFonts w:ascii="Arial" w:hAnsi="Arial" w:cs="Arial"/>
+          <w:iCs/>
+          <w:lang w:val="es-CR"/>
+        </w:rPr>
+        <w:t>Reducir las pérdidas de insumos por vencimiento en un 80% durante el primer año desde la implementación del sistema.</w:t>
+      </w:r>
+    </w:p>
+    <w:p>
+      <w:pPr>
+        <w:pStyle w:val="Prrafodelista"/>
+        <w:numPr>
+          <w:ilvl w:val="0"/>
+          <w:numId w:val="2"/>
+        </w:numPr>
+        <w:spacing w:after="240" w:line="360" w:lineRule="auto"/>
+        <w:jc w:val="both"/>
+        <w:rPr>
+          <w:rFonts w:ascii="Arial" w:hAnsi="Arial" w:cs="Arial"/>
+          <w:iCs/>
+          <w:lang w:val="es-CR"/>
+        </w:rPr>
+      </w:pPr>
+      <w:proofErr w:type="gramStart"/>
+      <w:r>
+        <w:rPr>
+          <w:rFonts w:ascii="Arial" w:hAnsi="Arial" w:cs="Arial"/>
+          <w:iCs/>
+          <w:lang w:val="es-CR"/>
+        </w:rPr>
+        <w:t>Asegurar</w:t>
+      </w:r>
+      <w:proofErr w:type="gramEnd"/>
+      <w:r>
+        <w:rPr>
+          <w:rFonts w:ascii="Arial" w:hAnsi="Arial" w:cs="Arial"/>
+          <w:iCs/>
+          <w:lang w:val="es-CR"/>
+        </w:rPr>
+        <w:t xml:space="preserve"> que el total de los insumos perecederos registren su fecha de compra y de vencimiento en el sistema.</w:t>
+      </w:r>
+    </w:p>
+    <w:p>
+      <w:pPr>
+        <w:pStyle w:val="Prrafodelista"/>
+        <w:numPr>
+          <w:ilvl w:val="0"/>
+          <w:numId w:val="2"/>
+        </w:numPr>
+        <w:spacing w:after="240" w:line="360" w:lineRule="auto"/>
+        <w:jc w:val="both"/>
+        <w:rPr>
+          <w:rFonts w:ascii="Arial" w:hAnsi="Arial" w:cs="Arial"/>
+          <w:iCs/>
+          <w:lang w:val="es-CR"/>
+        </w:rPr>
+      </w:pPr>
+      <w:r>
+        <w:rPr>
+          <w:rFonts w:ascii="Arial" w:hAnsi="Arial" w:cs="Arial"/>
+          <w:iCs/>
+          <w:lang w:val="es-CR"/>
+        </w:rPr>
+        <w:t>Reducir el tiempo necesario para registrar un nuevo contrato de comidas de a menos de 5 minutos.</w:t>
+      </w:r>
+    </w:p>
+    <w:p>
+      <w:pPr>
+        <w:pStyle w:val="Prrafodelista"/>
+        <w:numPr>
+          <w:ilvl w:val="0"/>
+          <w:numId w:val="2"/>
+        </w:numPr>
+        <w:spacing w:after="240" w:line="360" w:lineRule="auto"/>
+        <w:jc w:val="both"/>
+        <w:rPr>
+          <w:rFonts w:ascii="Arial" w:hAnsi="Arial" w:cs="Arial"/>
+          <w:iCs/>
+          <w:lang w:val="es-CR"/>
+        </w:rPr>
+      </w:pPr>
+      <w:r>
+        <w:rPr>
+          <w:rFonts w:ascii="Arial" w:hAnsi="Arial" w:cs="Arial"/>
+          <w:iCs/>
+          <w:lang w:val="es-CR"/>
+        </w:rPr>
+        <w:t xml:space="preserve">Reducir la tasa de errores en la programación de platillos para contratos a menos del 1%. </w:t>
       </w:r>
     </w:p>
     <w:sectPr>
@@ -388,6 +932,304 @@
 <file path=word/numbering.xml><?xml version="1.0" encoding="utf-8"?>
 <w:numbering xmlns:wpc="http://schemas.microsoft.com/office/word/2010/wordprocessingCanvas" xmlns:cx="http://schemas.microsoft.com/office/drawing/2014/chartex" xmlns:cx1="http://schemas.microsoft.com/office/drawing/2015/9/8/chartex" xmlns:cx2="http://schemas.microsoft.com/office/drawing/2015/10/21/chartex" xmlns:cx3="http://schemas.microsoft.com/office/drawing/2016/5/9/chartex" xmlns:cx4="http://schemas.microsoft.com/office/drawing/2016/5/10/chartex" xmlns:cx5="http://schemas.microsoft.com/office/drawing/2016/5/11/chartex" xmlns:cx6="http://schemas.microsoft.com/office/drawing/2016/5/12/chartex" xmlns:cx7="http://schemas.microsoft.com/office/drawing/2016/5/13/chartex" xmlns:cx8="http://schemas.microsoft.com/office/drawing/2016/5/14/chartex" xmlns:mc="http://schemas.openxmlformats.org/markup-compatibility/2006" xmlns:aink="http://schemas.microsoft.com/office/drawing/2016/ink" xmlns:am3d="http://schemas.microsoft.com/office/drawing/2017/model3d" xmlns:o="urn:schemas-microsoft-com:office:office" xmlns:oel="http://schemas.microsoft.com/office/2019/extlst" xmlns:r="http://schemas.openxmlformats.org/officeDocument/2006/relationships" xmlns:m="http://schemas.openxmlformats.org/officeDocument/2006/math" xmlns:v="urn:schemas-microsoft-com:vml" xmlns:wp14="http://schemas.microsoft.com/office/word/2010/wordprocessingDrawing" xmlns:wp="http://schemas.openxmlformats.org/drawingml/2006/wordprocessingDrawing" xmlns:w10="urn:schemas-microsoft-com:office:word" xmlns:w="http://schemas.openxmlformats.org/wordprocessingml/2006/main" xmlns:w14="http://schemas.microsoft.com/office/word/2010/wordml" xmlns:w15="http://schemas.microsoft.com/office/word/2012/wordml" xmlns:w16cex="http://schemas.microsoft.com/office/word/2018/wordml/cex" xmlns:w16cid="http://schemas.microsoft.com/office/word/2016/wordml/cid" xmlns:w16="http://schemas.microsoft.com/office/word/2018/wordml" xmlns:w16du="http://schemas.microsoft.com/office/word/2023/wordml/word16du" xmlns:w16sdtdh="http://schemas.microsoft.com/office/word/2020/wordml/sdtdatahash" xmlns:w16sdtfl="http://schemas.microsoft.com/office/word/2024/wordml/sdtformatlock" xmlns:w16se="http://schemas.microsoft.com/office/word/2015/wordml/symex" xmlns:wpg="http://schemas.microsoft.com/office/word/2010/wordprocessingGroup" xmlns:wpi="http://schemas.microsoft.com/office/word/2010/wordprocessingInk" xmlns:wne="http://schemas.microsoft.com/office/word/2006/wordml" xmlns:wps="http://schemas.microsoft.com/office/word/2010/wordprocessingShape" mc:Ignorable="w14 w15 w16se w16cid w16 w16cex w16sdtdh w16sdtfl w16du wp14">
   <w:abstractNum w:abstractNumId="0" w15:restartNumberingAfterBreak="0">
+    <w:nsid w:val="0B6F6012"/>
+    <w:multiLevelType w:val="multilevel"/>
+    <w:tmpl w:val="C5DCFDC2"/>
+    <w:lvl w:ilvl="0">
+      <w:start w:val="1"/>
+      <w:numFmt w:val="bullet"/>
+      <w:lvlText w:val=""/>
+      <w:lvlJc w:val="left"/>
+      <w:pPr>
+        <w:tabs>
+          <w:tab w:val="num" w:pos="720"/>
+        </w:tabs>
+        <w:ind w:left="720" w:hanging="360"/>
+      </w:pPr>
+      <w:rPr>
+        <w:rFonts w:ascii="Symbol" w:hAnsi="Symbol" w:hint="default"/>
+        <w:sz w:val="20"/>
+      </w:rPr>
+    </w:lvl>
+    <w:lvl w:ilvl="1" w:tentative="1">
+      <w:start w:val="1"/>
+      <w:numFmt w:val="bullet"/>
+      <w:lvlText w:val=""/>
+      <w:lvlJc w:val="left"/>
+      <w:pPr>
+        <w:tabs>
+          <w:tab w:val="num" w:pos="1440"/>
+        </w:tabs>
+        <w:ind w:left="1440" w:hanging="360"/>
+      </w:pPr>
+      <w:rPr>
+        <w:rFonts w:ascii="Symbol" w:hAnsi="Symbol" w:hint="default"/>
+        <w:sz w:val="20"/>
+      </w:rPr>
+    </w:lvl>
+    <w:lvl w:ilvl="2" w:tentative="1">
+      <w:start w:val="1"/>
+      <w:numFmt w:val="bullet"/>
+      <w:lvlText w:val=""/>
+      <w:lvlJc w:val="left"/>
+      <w:pPr>
+        <w:tabs>
+          <w:tab w:val="num" w:pos="2160"/>
+        </w:tabs>
+        <w:ind w:left="2160" w:hanging="360"/>
+      </w:pPr>
+      <w:rPr>
+        <w:rFonts w:ascii="Symbol" w:hAnsi="Symbol" w:hint="default"/>
+        <w:sz w:val="20"/>
+      </w:rPr>
+    </w:lvl>
+    <w:lvl w:ilvl="3" w:tentative="1">
+      <w:start w:val="1"/>
+      <w:numFmt w:val="bullet"/>
+      <w:lvlText w:val=""/>
+      <w:lvlJc w:val="left"/>
+      <w:pPr>
+        <w:tabs>
+          <w:tab w:val="num" w:pos="2880"/>
+        </w:tabs>
+        <w:ind w:left="2880" w:hanging="360"/>
+      </w:pPr>
+      <w:rPr>
+        <w:rFonts w:ascii="Symbol" w:hAnsi="Symbol" w:hint="default"/>
+        <w:sz w:val="20"/>
+      </w:rPr>
+    </w:lvl>
+    <w:lvl w:ilvl="4" w:tentative="1">
+      <w:start w:val="1"/>
+      <w:numFmt w:val="bullet"/>
+      <w:lvlText w:val=""/>
+      <w:lvlJc w:val="left"/>
+      <w:pPr>
+        <w:tabs>
+          <w:tab w:val="num" w:pos="3600"/>
+        </w:tabs>
+        <w:ind w:left="3600" w:hanging="360"/>
+      </w:pPr>
+      <w:rPr>
+        <w:rFonts w:ascii="Symbol" w:hAnsi="Symbol" w:hint="default"/>
+        <w:sz w:val="20"/>
+      </w:rPr>
+    </w:lvl>
+    <w:lvl w:ilvl="5" w:tentative="1">
+      <w:start w:val="1"/>
+      <w:numFmt w:val="bullet"/>
+      <w:lvlText w:val=""/>
+      <w:lvlJc w:val="left"/>
+      <w:pPr>
+        <w:tabs>
+          <w:tab w:val="num" w:pos="4320"/>
+        </w:tabs>
+        <w:ind w:left="4320" w:hanging="360"/>
+      </w:pPr>
+      <w:rPr>
+        <w:rFonts w:ascii="Symbol" w:hAnsi="Symbol" w:hint="default"/>
+        <w:sz w:val="20"/>
+      </w:rPr>
+    </w:lvl>
+    <w:lvl w:ilvl="6" w:tentative="1">
+      <w:start w:val="1"/>
+      <w:numFmt w:val="bullet"/>
+      <w:lvlText w:val=""/>
+      <w:lvlJc w:val="left"/>
+      <w:pPr>
+        <w:tabs>
+          <w:tab w:val="num" w:pos="5040"/>
+        </w:tabs>
+        <w:ind w:left="5040" w:hanging="360"/>
+      </w:pPr>
+      <w:rPr>
+        <w:rFonts w:ascii="Symbol" w:hAnsi="Symbol" w:hint="default"/>
+        <w:sz w:val="20"/>
+      </w:rPr>
+    </w:lvl>
+    <w:lvl w:ilvl="7" w:tentative="1">
+      <w:start w:val="1"/>
+      <w:numFmt w:val="bullet"/>
+      <w:lvlText w:val=""/>
+      <w:lvlJc w:val="left"/>
+      <w:pPr>
+        <w:tabs>
+          <w:tab w:val="num" w:pos="5760"/>
+        </w:tabs>
+        <w:ind w:left="5760" w:hanging="360"/>
+      </w:pPr>
+      <w:rPr>
+        <w:rFonts w:ascii="Symbol" w:hAnsi="Symbol" w:hint="default"/>
+        <w:sz w:val="20"/>
+      </w:rPr>
+    </w:lvl>
+    <w:lvl w:ilvl="8" w:tentative="1">
+      <w:start w:val="1"/>
+      <w:numFmt w:val="bullet"/>
+      <w:lvlText w:val=""/>
+      <w:lvlJc w:val="left"/>
+      <w:pPr>
+        <w:tabs>
+          <w:tab w:val="num" w:pos="6480"/>
+        </w:tabs>
+        <w:ind w:left="6480" w:hanging="360"/>
+      </w:pPr>
+      <w:rPr>
+        <w:rFonts w:ascii="Symbol" w:hAnsi="Symbol" w:hint="default"/>
+        <w:sz w:val="20"/>
+      </w:rPr>
+    </w:lvl>
+  </w:abstractNum>
+  <w:abstractNum w:abstractNumId="1" w15:restartNumberingAfterBreak="0">
+    <w:nsid w:val="322B511A"/>
+    <w:multiLevelType w:val="multilevel"/>
+    <w:tmpl w:val="1AF6B2B0"/>
+    <w:lvl w:ilvl="0">
+      <w:start w:val="1"/>
+      <w:numFmt w:val="bullet"/>
+      <w:lvlText w:val=""/>
+      <w:lvlJc w:val="left"/>
+      <w:pPr>
+        <w:tabs>
+          <w:tab w:val="num" w:pos="720"/>
+        </w:tabs>
+        <w:ind w:left="720" w:hanging="360"/>
+      </w:pPr>
+      <w:rPr>
+        <w:rFonts w:ascii="Symbol" w:hAnsi="Symbol" w:hint="default"/>
+        <w:sz w:val="20"/>
+      </w:rPr>
+    </w:lvl>
+    <w:lvl w:ilvl="1" w:tentative="1">
+      <w:start w:val="1"/>
+      <w:numFmt w:val="bullet"/>
+      <w:lvlText w:val=""/>
+      <w:lvlJc w:val="left"/>
+      <w:pPr>
+        <w:tabs>
+          <w:tab w:val="num" w:pos="1440"/>
+        </w:tabs>
+        <w:ind w:left="1440" w:hanging="360"/>
+      </w:pPr>
+      <w:rPr>
+        <w:rFonts w:ascii="Symbol" w:hAnsi="Symbol" w:hint="default"/>
+        <w:sz w:val="20"/>
+      </w:rPr>
+    </w:lvl>
+    <w:lvl w:ilvl="2" w:tentative="1">
+      <w:start w:val="1"/>
+      <w:numFmt w:val="bullet"/>
+      <w:lvlText w:val=""/>
+      <w:lvlJc w:val="left"/>
+      <w:pPr>
+        <w:tabs>
+          <w:tab w:val="num" w:pos="2160"/>
+        </w:tabs>
+        <w:ind w:left="2160" w:hanging="360"/>
+      </w:pPr>
+      <w:rPr>
+        <w:rFonts w:ascii="Symbol" w:hAnsi="Symbol" w:hint="default"/>
+        <w:sz w:val="20"/>
+      </w:rPr>
+    </w:lvl>
+    <w:lvl w:ilvl="3" w:tentative="1">
+      <w:start w:val="1"/>
+      <w:numFmt w:val="bullet"/>
+      <w:lvlText w:val=""/>
+      <w:lvlJc w:val="left"/>
+      <w:pPr>
+        <w:tabs>
+          <w:tab w:val="num" w:pos="2880"/>
+        </w:tabs>
+        <w:ind w:left="2880" w:hanging="360"/>
+      </w:pPr>
+      <w:rPr>
+        <w:rFonts w:ascii="Symbol" w:hAnsi="Symbol" w:hint="default"/>
+        <w:sz w:val="20"/>
+      </w:rPr>
+    </w:lvl>
+    <w:lvl w:ilvl="4" w:tentative="1">
+      <w:start w:val="1"/>
+      <w:numFmt w:val="bullet"/>
+      <w:lvlText w:val=""/>
+      <w:lvlJc w:val="left"/>
+      <w:pPr>
+        <w:tabs>
+          <w:tab w:val="num" w:pos="3600"/>
+        </w:tabs>
+        <w:ind w:left="3600" w:hanging="360"/>
+      </w:pPr>
+      <w:rPr>
+        <w:rFonts w:ascii="Symbol" w:hAnsi="Symbol" w:hint="default"/>
+        <w:sz w:val="20"/>
+      </w:rPr>
+    </w:lvl>
+    <w:lvl w:ilvl="5" w:tentative="1">
+      <w:start w:val="1"/>
+      <w:numFmt w:val="bullet"/>
+      <w:lvlText w:val=""/>
+      <w:lvlJc w:val="left"/>
+      <w:pPr>
+        <w:tabs>
+          <w:tab w:val="num" w:pos="4320"/>
+        </w:tabs>
+        <w:ind w:left="4320" w:hanging="360"/>
+      </w:pPr>
+      <w:rPr>
+        <w:rFonts w:ascii="Symbol" w:hAnsi="Symbol" w:hint="default"/>
+        <w:sz w:val="20"/>
+      </w:rPr>
+    </w:lvl>
+    <w:lvl w:ilvl="6" w:tentative="1">
+      <w:start w:val="1"/>
+      <w:numFmt w:val="bullet"/>
+      <w:lvlText w:val=""/>
+      <w:lvlJc w:val="left"/>
+      <w:pPr>
+        <w:tabs>
+          <w:tab w:val="num" w:pos="5040"/>
+        </w:tabs>
+        <w:ind w:left="5040" w:hanging="360"/>
+      </w:pPr>
+      <w:rPr>
+        <w:rFonts w:ascii="Symbol" w:hAnsi="Symbol" w:hint="default"/>
+        <w:sz w:val="20"/>
+      </w:rPr>
+    </w:lvl>
+    <w:lvl w:ilvl="7" w:tentative="1">
+      <w:start w:val="1"/>
+      <w:numFmt w:val="bullet"/>
+      <w:lvlText w:val=""/>
+      <w:lvlJc w:val="left"/>
+      <w:pPr>
+        <w:tabs>
+          <w:tab w:val="num" w:pos="5760"/>
+        </w:tabs>
+        <w:ind w:left="5760" w:hanging="360"/>
+      </w:pPr>
+      <w:rPr>
+        <w:rFonts w:ascii="Symbol" w:hAnsi="Symbol" w:hint="default"/>
+        <w:sz w:val="20"/>
+      </w:rPr>
+    </w:lvl>
+    <w:lvl w:ilvl="8" w:tentative="1">
+      <w:start w:val="1"/>
+      <w:numFmt w:val="bullet"/>
+      <w:lvlText w:val=""/>
+      <w:lvlJc w:val="left"/>
+      <w:pPr>
+        <w:tabs>
+          <w:tab w:val="num" w:pos="6480"/>
+        </w:tabs>
+        <w:ind w:left="6480" w:hanging="360"/>
+      </w:pPr>
+      <w:rPr>
+        <w:rFonts w:ascii="Symbol" w:hAnsi="Symbol" w:hint="default"/>
+        <w:sz w:val="20"/>
+      </w:rPr>
+    </w:lvl>
+  </w:abstractNum>
+  <w:abstractNum w:abstractNumId="2" w15:restartNumberingAfterBreak="0">
     <w:nsid w:val="46974D3B"/>
     <w:multiLevelType w:val="hybridMultilevel"/>
     <w:tmpl w:val="267A87C4"/>
@@ -500,7 +1342,156 @@
       </w:rPr>
     </w:lvl>
   </w:abstractNum>
-  <w:abstractNum w:abstractNumId="1" w15:restartNumberingAfterBreak="0">
+  <w:abstractNum w:abstractNumId="3" w15:restartNumberingAfterBreak="0">
+    <w:nsid w:val="4BA3632C"/>
+    <w:multiLevelType w:val="multilevel"/>
+    <w:tmpl w:val="CDE2FF46"/>
+    <w:lvl w:ilvl="0">
+      <w:start w:val="1"/>
+      <w:numFmt w:val="bullet"/>
+      <w:lvlText w:val=""/>
+      <w:lvlJc w:val="left"/>
+      <w:pPr>
+        <w:tabs>
+          <w:tab w:val="num" w:pos="720"/>
+        </w:tabs>
+        <w:ind w:left="720" w:hanging="360"/>
+      </w:pPr>
+      <w:rPr>
+        <w:rFonts w:ascii="Symbol" w:hAnsi="Symbol" w:hint="default"/>
+        <w:sz w:val="20"/>
+      </w:rPr>
+    </w:lvl>
+    <w:lvl w:ilvl="1" w:tentative="1">
+      <w:start w:val="1"/>
+      <w:numFmt w:val="bullet"/>
+      <w:lvlText w:val=""/>
+      <w:lvlJc w:val="left"/>
+      <w:pPr>
+        <w:tabs>
+          <w:tab w:val="num" w:pos="1440"/>
+        </w:tabs>
+        <w:ind w:left="1440" w:hanging="360"/>
+      </w:pPr>
+      <w:rPr>
+        <w:rFonts w:ascii="Symbol" w:hAnsi="Symbol" w:hint="default"/>
+        <w:sz w:val="20"/>
+      </w:rPr>
+    </w:lvl>
+    <w:lvl w:ilvl="2" w:tentative="1">
+      <w:start w:val="1"/>
+      <w:numFmt w:val="bullet"/>
+      <w:lvlText w:val=""/>
+      <w:lvlJc w:val="left"/>
+      <w:pPr>
+        <w:tabs>
+          <w:tab w:val="num" w:pos="2160"/>
+        </w:tabs>
+        <w:ind w:left="2160" w:hanging="360"/>
+      </w:pPr>
+      <w:rPr>
+        <w:rFonts w:ascii="Symbol" w:hAnsi="Symbol" w:hint="default"/>
+        <w:sz w:val="20"/>
+      </w:rPr>
+    </w:lvl>
+    <w:lvl w:ilvl="3" w:tentative="1">
+      <w:start w:val="1"/>
+      <w:numFmt w:val="bullet"/>
+      <w:lvlText w:val=""/>
+      <w:lvlJc w:val="left"/>
+      <w:pPr>
+        <w:tabs>
+          <w:tab w:val="num" w:pos="2880"/>
+        </w:tabs>
+        <w:ind w:left="2880" w:hanging="360"/>
+      </w:pPr>
+      <w:rPr>
+        <w:rFonts w:ascii="Symbol" w:hAnsi="Symbol" w:hint="default"/>
+        <w:sz w:val="20"/>
+      </w:rPr>
+    </w:lvl>
+    <w:lvl w:ilvl="4" w:tentative="1">
+      <w:start w:val="1"/>
+      <w:numFmt w:val="bullet"/>
+      <w:lvlText w:val=""/>
+      <w:lvlJc w:val="left"/>
+      <w:pPr>
+        <w:tabs>
+          <w:tab w:val="num" w:pos="3600"/>
+        </w:tabs>
+        <w:ind w:left="3600" w:hanging="360"/>
+      </w:pPr>
+      <w:rPr>
+        <w:rFonts w:ascii="Symbol" w:hAnsi="Symbol" w:hint="default"/>
+        <w:sz w:val="20"/>
+      </w:rPr>
+    </w:lvl>
+    <w:lvl w:ilvl="5" w:tentative="1">
+      <w:start w:val="1"/>
+      <w:numFmt w:val="bullet"/>
+      <w:lvlText w:val=""/>
+      <w:lvlJc w:val="left"/>
+      <w:pPr>
+        <w:tabs>
+          <w:tab w:val="num" w:pos="4320"/>
+        </w:tabs>
+        <w:ind w:left="4320" w:hanging="360"/>
+      </w:pPr>
+      <w:rPr>
+        <w:rFonts w:ascii="Symbol" w:hAnsi="Symbol" w:hint="default"/>
+        <w:sz w:val="20"/>
+      </w:rPr>
+    </w:lvl>
+    <w:lvl w:ilvl="6" w:tentative="1">
+      <w:start w:val="1"/>
+      <w:numFmt w:val="bullet"/>
+      <w:lvlText w:val=""/>
+      <w:lvlJc w:val="left"/>
+      <w:pPr>
+        <w:tabs>
+          <w:tab w:val="num" w:pos="5040"/>
+        </w:tabs>
+        <w:ind w:left="5040" w:hanging="360"/>
+      </w:pPr>
+      <w:rPr>
+        <w:rFonts w:ascii="Symbol" w:hAnsi="Symbol" w:hint="default"/>
+        <w:sz w:val="20"/>
+      </w:rPr>
+    </w:lvl>
+    <w:lvl w:ilvl="7" w:tentative="1">
+      <w:start w:val="1"/>
+      <w:numFmt w:val="bullet"/>
+      <w:lvlText w:val=""/>
+      <w:lvlJc w:val="left"/>
+      <w:pPr>
+        <w:tabs>
+          <w:tab w:val="num" w:pos="5760"/>
+        </w:tabs>
+        <w:ind w:left="5760" w:hanging="360"/>
+      </w:pPr>
+      <w:rPr>
+        <w:rFonts w:ascii="Symbol" w:hAnsi="Symbol" w:hint="default"/>
+        <w:sz w:val="20"/>
+      </w:rPr>
+    </w:lvl>
+    <w:lvl w:ilvl="8" w:tentative="1">
+      <w:start w:val="1"/>
+      <w:numFmt w:val="bullet"/>
+      <w:lvlText w:val=""/>
+      <w:lvlJc w:val="left"/>
+      <w:pPr>
+        <w:tabs>
+          <w:tab w:val="num" w:pos="6480"/>
+        </w:tabs>
+        <w:ind w:left="6480" w:hanging="360"/>
+      </w:pPr>
+      <w:rPr>
+        <w:rFonts w:ascii="Symbol" w:hAnsi="Symbol" w:hint="default"/>
+        <w:sz w:val="20"/>
+      </w:rPr>
+    </w:lvl>
+  </w:abstractNum>
+  <w:abstractNum w:abstractNumId="4" w15:restartNumberingAfterBreak="0">
     <w:nsid w:val="77066BCD"/>
     <w:multiLevelType w:val="hybridMultilevel"/>
     <w:tmpl w:val="AFF26D76"/>
@@ -613,10 +1604,171 @@
       </w:rPr>
     </w:lvl>
   </w:abstractNum>
+  <w:abstractNum w:abstractNumId="5" w15:restartNumberingAfterBreak="0">
+    <w:nsid w:val="7B425F21"/>
+    <w:multiLevelType w:val="multilevel"/>
+    <w:tmpl w:val="5A2CD9DE"/>
+    <w:lvl w:ilvl="0">
+      <w:start w:val="1"/>
+      <w:numFmt w:val="bullet"/>
+      <w:lvlText w:val=""/>
+      <w:lvlJc w:val="left"/>
+      <w:pPr>
+        <w:tabs>
+          <w:tab w:val="num" w:pos="720"/>
+        </w:tabs>
+        <w:ind w:left="720" w:hanging="360"/>
+      </w:pPr>
+      <w:rPr>
+        <w:rFonts w:ascii="Symbol" w:hAnsi="Symbol" w:hint="default"/>
+        <w:sz w:val="20"/>
+      </w:rPr>
+    </w:lvl>
+    <w:lvl w:ilvl="1" w:tentative="1">
+      <w:start w:val="1"/>
+      <w:numFmt w:val="bullet"/>
+      <w:lvlText w:val=""/>
+      <w:lvlJc w:val="left"/>
+      <w:pPr>
+        <w:tabs>
+          <w:tab w:val="num" w:pos="1440"/>
+        </w:tabs>
+        <w:ind w:left="1440" w:hanging="360"/>
+      </w:pPr>
+      <w:rPr>
+        <w:rFonts w:ascii="Symbol" w:hAnsi="Symbol" w:hint="default"/>
+        <w:sz w:val="20"/>
+      </w:rPr>
+    </w:lvl>
+    <w:lvl w:ilvl="2" w:tentative="1">
+      <w:start w:val="1"/>
+      <w:numFmt w:val="bullet"/>
+      <w:lvlText w:val=""/>
+      <w:lvlJc w:val="left"/>
+      <w:pPr>
+        <w:tabs>
+          <w:tab w:val="num" w:pos="2160"/>
+        </w:tabs>
+        <w:ind w:left="2160" w:hanging="360"/>
+      </w:pPr>
+      <w:rPr>
+        <w:rFonts w:ascii="Symbol" w:hAnsi="Symbol" w:hint="default"/>
+        <w:sz w:val="20"/>
+      </w:rPr>
+    </w:lvl>
+    <w:lvl w:ilvl="3" w:tentative="1">
+      <w:start w:val="1"/>
+      <w:numFmt w:val="bullet"/>
+      <w:lvlText w:val=""/>
+      <w:lvlJc w:val="left"/>
+      <w:pPr>
+        <w:tabs>
+          <w:tab w:val="num" w:pos="2880"/>
+        </w:tabs>
+        <w:ind w:left="2880" w:hanging="360"/>
+      </w:pPr>
+      <w:rPr>
+        <w:rFonts w:ascii="Symbol" w:hAnsi="Symbol" w:hint="default"/>
+        <w:sz w:val="20"/>
+      </w:rPr>
+    </w:lvl>
+    <w:lvl w:ilvl="4" w:tentative="1">
+      <w:start w:val="1"/>
+      <w:numFmt w:val="bullet"/>
+      <w:lvlText w:val=""/>
+      <w:lvlJc w:val="left"/>
+      <w:pPr>
+        <w:tabs>
+          <w:tab w:val="num" w:pos="3600"/>
+        </w:tabs>
+        <w:ind w:left="3600" w:hanging="360"/>
+      </w:pPr>
+      <w:rPr>
+        <w:rFonts w:ascii="Symbol" w:hAnsi="Symbol" w:hint="default"/>
+        <w:sz w:val="20"/>
+      </w:rPr>
+    </w:lvl>
+    <w:lvl w:ilvl="5" w:tentative="1">
+      <w:start w:val="1"/>
+      <w:numFmt w:val="bullet"/>
+      <w:lvlText w:val=""/>
+      <w:lvlJc w:val="left"/>
+      <w:pPr>
+        <w:tabs>
+          <w:tab w:val="num" w:pos="4320"/>
+        </w:tabs>
+        <w:ind w:left="4320" w:hanging="360"/>
+      </w:pPr>
+      <w:rPr>
+        <w:rFonts w:ascii="Symbol" w:hAnsi="Symbol" w:hint="default"/>
+        <w:sz w:val="20"/>
+      </w:rPr>
+    </w:lvl>
+    <w:lvl w:ilvl="6" w:tentative="1">
+      <w:start w:val="1"/>
+      <w:numFmt w:val="bullet"/>
+      <w:lvlText w:val=""/>
+      <w:lvlJc w:val="left"/>
+      <w:pPr>
+        <w:tabs>
+          <w:tab w:val="num" w:pos="5040"/>
+        </w:tabs>
+        <w:ind w:left="5040" w:hanging="360"/>
+      </w:pPr>
+      <w:rPr>
+        <w:rFonts w:ascii="Symbol" w:hAnsi="Symbol" w:hint="default"/>
+        <w:sz w:val="20"/>
+      </w:rPr>
+    </w:lvl>
+    <w:lvl w:ilvl="7" w:tentative="1">
+      <w:start w:val="1"/>
+      <w:numFmt w:val="bullet"/>
+      <w:lvlText w:val=""/>
+      <w:lvlJc w:val="left"/>
+      <w:pPr>
+        <w:tabs>
+          <w:tab w:val="num" w:pos="5760"/>
+        </w:tabs>
+        <w:ind w:left="5760" w:hanging="360"/>
+      </w:pPr>
+      <w:rPr>
+        <w:rFonts w:ascii="Symbol" w:hAnsi="Symbol" w:hint="default"/>
+        <w:sz w:val="20"/>
+      </w:rPr>
+    </w:lvl>
+    <w:lvl w:ilvl="8" w:tentative="1">
+      <w:start w:val="1"/>
+      <w:numFmt w:val="bullet"/>
+      <w:lvlText w:val=""/>
+      <w:lvlJc w:val="left"/>
+      <w:pPr>
+        <w:tabs>
+          <w:tab w:val="num" w:pos="6480"/>
+        </w:tabs>
+        <w:ind w:left="6480" w:hanging="360"/>
+      </w:pPr>
+      <w:rPr>
+        <w:rFonts w:ascii="Symbol" w:hAnsi="Symbol" w:hint="default"/>
+        <w:sz w:val="20"/>
+      </w:rPr>
+    </w:lvl>
+  </w:abstractNum>
   <w:num w:numId="1" w16cid:durableId="242229408">
+    <w:abstractNumId w:val="2"/>
+  </w:num>
+  <w:num w:numId="2" w16cid:durableId="270675243">
+    <w:abstractNumId w:val="4"/>
+  </w:num>
+  <w:num w:numId="3" w16cid:durableId="1741174920">
+    <w:abstractNumId w:val="3"/>
+  </w:num>
+  <w:num w:numId="4" w16cid:durableId="1130518893">
     <w:abstractNumId w:val="0"/>
   </w:num>
-  <w:num w:numId="2" w16cid:durableId="270675243">
+  <w:num w:numId="5" w16cid:durableId="1693452015">
+    <w:abstractNumId w:val="5"/>
+  </w:num>
+  <w:num w:numId="6" w16cid:durableId="1355040758">
     <w:abstractNumId w:val="1"/>
   </w:num>
 </w:numbering>
@@ -1022,11 +2174,14 @@
   </w:style>
   <w:style w:type="character" w:default="1" w:styleId="Fuentedeprrafopredeter">
     <w:name w:val="Default Paragraph Font"/>
-    <w:semiHidden/>
+    <w:uiPriority w:val="1"/>
+    <w:unhideWhenUsed/>
   </w:style>
   <w:style w:type="table" w:default="1" w:styleId="Tablanormal">
     <w:name w:val="Normal Table"/>
+    <w:uiPriority w:val="99"/>
     <w:semiHidden/>
+    <w:unhideWhenUsed/>
     <w:tblPr>
       <w:tblInd w:w="0" w:type="dxa"/>
       <w:tblCellMar>
@@ -1039,7 +2194,9 @@
   </w:style>
   <w:style w:type="numbering" w:default="1" w:styleId="Sinlista">
     <w:name w:val="No List"/>
+    <w:uiPriority w:val="99"/>
     <w:semiHidden/>
+    <w:unhideWhenUsed/>
   </w:style>
   <w:style w:type="paragraph" w:styleId="Encabezado">
     <w:name w:val="header"/>
